--- a/jobs_storage/job_j/output/mixed_empty_FA.pdf.docx
+++ b/jobs_storage/job_j/output/mixed_empty_FA.pdf.docx
@@ -88,7 +88,22 @@
           <w:sz w:val="24"/>
           <w:color w:val="1E293B"/>
         </w:rPr>
-        <w:t>(این صفحه فاقد متن قابل استخراج بود یا شامل نمودار تصویری بدون متن است)</w:t>
+        <w:t>با توجه به تصویر ارائه‌شده که یک صفحه کاملاً سفید (خالی) است، هیچ متن، برچسب، نمودار یا قطعه‌ای برای ترجمه یا استخراج وجود ندارد.</w:t>
+      </w:r>
+    </w:p>
+    <w:p>
+      <w:pPr>
+        <w:bidi/>
+        <w:jc w:val="right"/>
+        <w:spacing w:line="360" w:lineRule="auto"/>
+      </w:pPr>
+      <w:r>
+        <w:rPr>
+          <w:rtl/>
+          <w:sz w:val="24"/>
+          <w:color w:val="1E293B"/>
+        </w:rPr>
+        <w:t>اگر تصویر دیگری دارید یا بخشی از محتوا در بارگذاری حذف شده است، لطفاً آن را ارسال کنید تا فرآیند ترجمه و لیست‌سازی قطعات را طبق دستورالعمل شما انجام دهم.</w:t>
       </w:r>
     </w:p>
     <w:p>
@@ -164,7 +179,7 @@
           <w:sz w:val="24"/>
           <w:color w:val="1E293B"/>
         </w:rPr>
-        <w:t>(این صفحه فاقد متن قابل استخراج بود یا شامل نمودار تصویری بدون متن است)</w:t>
+        <w:t>با توجه به تصویر ارسالی که کاملاً سفید (بدون محتوا) است، امکان استخراج متن یا لیست قطعات وجود ندارد. لطفاً تصویر صحیح یا فایل دارای محتوا را ارسال کنید.</w:t>
       </w:r>
     </w:p>
     <w:p>

--- a/jobs_storage/job_j/output/mixed_empty_FA.pdf.docx
+++ b/jobs_storage/job_j/output/mixed_empty_FA.pdf.docx
@@ -88,22 +88,7 @@
           <w:sz w:val="24"/>
           <w:color w:val="1E293B"/>
         </w:rPr>
-        <w:t>با توجه به تصویر ارائه‌شده که یک صفحه کاملاً سفید (خالی) است، هیچ متن، برچسب، نمودار یا قطعه‌ای برای ترجمه یا استخراج وجود ندارد.</w:t>
-      </w:r>
-    </w:p>
-    <w:p>
-      <w:pPr>
-        <w:bidi/>
-        <w:jc w:val="right"/>
-        <w:spacing w:line="360" w:lineRule="auto"/>
-      </w:pPr>
-      <w:r>
-        <w:rPr>
-          <w:rtl/>
-          <w:sz w:val="24"/>
-          <w:color w:val="1E293B"/>
-        </w:rPr>
-        <w:t>اگر تصویر دیگری دارید یا بخشی از محتوا در بارگذاری حذف شده است، لطفاً آن را ارسال کنید تا فرآیند ترجمه و لیست‌سازی قطعات را طبق دستورالعمل شما انجام دهم.</w:t>
+        <w:t>تصویر فاقد هرگونه متن است.</w:t>
       </w:r>
     </w:p>
     <w:p>
@@ -179,7 +164,337 @@
           <w:sz w:val="24"/>
           <w:color w:val="1E293B"/>
         </w:rPr>
-        <w:t>با توجه به تصویر ارسالی که کاملاً سفید (بدون محتوا) است، امکان استخراج متن یا لیست قطعات وجود ندارد. لطفاً تصویر صحیح یا فایل دارای محتوا را ارسال کنید.</w:t>
+        <w:t>نمودار ۴</w:t>
+      </w:r>
+    </w:p>
+    <w:p>
+      <w:pPr>
+        <w:bidi/>
+        <w:jc w:val="right"/>
+        <w:spacing w:line="360" w:lineRule="auto"/>
+      </w:pPr>
+      <w:r>
+        <w:rPr>
+          <w:rtl/>
+          <w:sz w:val="24"/>
+          <w:color w:val="1E293B"/>
+        </w:rPr>
+        <w:t>داده‌ها بر اساس «بررسی ملی سلامت و تغذیه» (NHANES) در سال‌های ۲۰۱۷-۲۰۱۸.</w:t>
+      </w:r>
+    </w:p>
+    <w:p>
+      <w:pPr>
+        <w:bidi/>
+        <w:jc w:val="right"/>
+        <w:spacing w:line="360" w:lineRule="auto"/>
+      </w:pPr>
+      <w:r>
+        <w:rPr>
+          <w:rtl/>
+          <w:sz w:val="24"/>
+          <w:color w:val="1E293B"/>
+        </w:rPr>
+        <w:t>نرخ چاقی بزرگسالان (درصد) بر اساس سن و جنسیت (۲۰۱۷-۲۰۱۸)</w:t>
+      </w:r>
+    </w:p>
+    <w:p>
+      <w:pPr>
+        <w:bidi/>
+        <w:jc w:val="right"/>
+        <w:spacing w:line="360" w:lineRule="auto"/>
+      </w:pPr>
+      <w:r>
+        <w:rPr>
+          <w:rtl/>
+          <w:sz w:val="24"/>
+          <w:color w:val="1E293B"/>
+        </w:rPr>
+        <w:t>سن (سال)</w:t>
+      </w:r>
+    </w:p>
+    <w:p>
+      <w:pPr>
+        <w:bidi/>
+        <w:jc w:val="right"/>
+        <w:spacing w:line="360" w:lineRule="auto"/>
+      </w:pPr>
+      <w:r>
+        <w:rPr>
+          <w:rtl/>
+          <w:sz w:val="24"/>
+          <w:color w:val="1E293B"/>
+        </w:rPr>
+        <w:t>مردان</w:t>
+      </w:r>
+    </w:p>
+    <w:p>
+      <w:pPr>
+        <w:bidi/>
+        <w:jc w:val="right"/>
+        <w:spacing w:line="360" w:lineRule="auto"/>
+      </w:pPr>
+      <w:r>
+        <w:rPr>
+          <w:rtl/>
+          <w:sz w:val="24"/>
+          <w:color w:val="1E293B"/>
+        </w:rPr>
+        <w:t>زنان</w:t>
+      </w:r>
+    </w:p>
+    <w:p>
+      <w:pPr>
+        <w:bidi/>
+        <w:jc w:val="right"/>
+        <w:spacing w:line="360" w:lineRule="auto"/>
+      </w:pPr>
+      <w:r>
+        <w:rPr>
+          <w:rtl/>
+          <w:sz w:val="24"/>
+          <w:color w:val="1E293B"/>
+        </w:rPr>
+        <w:t>کل</w:t>
+      </w:r>
+    </w:p>
+    <w:p>
+      <w:pPr>
+        <w:bidi/>
+        <w:jc w:val="right"/>
+        <w:spacing w:line="360" w:lineRule="auto"/>
+      </w:pPr>
+      <w:r>
+        <w:rPr>
+          <w:rtl/>
+          <w:sz w:val="24"/>
+          <w:color w:val="1E293B"/>
+        </w:rPr>
+        <w:t>۲۰-۳۹</w:t>
+      </w:r>
+    </w:p>
+    <w:p>
+      <w:pPr>
+        <w:bidi/>
+        <w:jc w:val="right"/>
+        <w:spacing w:line="360" w:lineRule="auto"/>
+      </w:pPr>
+      <w:r>
+        <w:rPr>
+          <w:rtl/>
+          <w:sz w:val="24"/>
+          <w:color w:val="1E293B"/>
+        </w:rPr>
+        <w:t>۳۶.۵</w:t>
+      </w:r>
+    </w:p>
+    <w:p>
+      <w:pPr>
+        <w:bidi/>
+        <w:jc w:val="right"/>
+        <w:spacing w:line="360" w:lineRule="auto"/>
+      </w:pPr>
+      <w:r>
+        <w:rPr>
+          <w:rtl/>
+          <w:sz w:val="24"/>
+          <w:color w:val="1E293B"/>
+        </w:rPr>
+        <w:t>۳۷.۴</w:t>
+      </w:r>
+    </w:p>
+    <w:p>
+      <w:pPr>
+        <w:bidi/>
+        <w:jc w:val="right"/>
+        <w:spacing w:line="360" w:lineRule="auto"/>
+      </w:pPr>
+      <w:r>
+        <w:rPr>
+          <w:rtl/>
+          <w:sz w:val="24"/>
+          <w:color w:val="1E293B"/>
+        </w:rPr>
+        <w:t>۳۶.۹</w:t>
+      </w:r>
+    </w:p>
+    <w:p>
+      <w:pPr>
+        <w:bidi/>
+        <w:jc w:val="right"/>
+        <w:spacing w:line="360" w:lineRule="auto"/>
+      </w:pPr>
+      <w:r>
+        <w:rPr>
+          <w:rtl/>
+          <w:sz w:val="24"/>
+          <w:color w:val="1E293B"/>
+        </w:rPr>
+        <w:t>۴۰-۵۹</w:t>
+      </w:r>
+    </w:p>
+    <w:p>
+      <w:pPr>
+        <w:bidi/>
+        <w:jc w:val="right"/>
+        <w:spacing w:line="360" w:lineRule="auto"/>
+      </w:pPr>
+      <w:r>
+        <w:rPr>
+          <w:rtl/>
+          <w:sz w:val="24"/>
+          <w:color w:val="1E293B"/>
+        </w:rPr>
+        <w:t>۴۳.۵</w:t>
+      </w:r>
+    </w:p>
+    <w:p>
+      <w:pPr>
+        <w:bidi/>
+        <w:jc w:val="right"/>
+        <w:spacing w:line="360" w:lineRule="auto"/>
+      </w:pPr>
+      <w:r>
+        <w:rPr>
+          <w:rtl/>
+          <w:sz w:val="24"/>
+          <w:color w:val="1E293B"/>
+        </w:rPr>
+        <w:t>۴۳.۰</w:t>
+      </w:r>
+    </w:p>
+    <w:p>
+      <w:pPr>
+        <w:bidi/>
+        <w:jc w:val="right"/>
+        <w:spacing w:line="360" w:lineRule="auto"/>
+      </w:pPr>
+      <w:r>
+        <w:rPr>
+          <w:rtl/>
+          <w:sz w:val="24"/>
+          <w:color w:val="1E293B"/>
+        </w:rPr>
+        <w:t>۴۳.۳</w:t>
+      </w:r>
+    </w:p>
+    <w:p>
+      <w:pPr>
+        <w:bidi/>
+        <w:jc w:val="right"/>
+        <w:spacing w:line="360" w:lineRule="auto"/>
+      </w:pPr>
+      <w:r>
+        <w:rPr>
+          <w:rtl/>
+          <w:sz w:val="24"/>
+          <w:color w:val="1E293B"/>
+        </w:rPr>
+        <w:t>۶۰ و بالاتر</w:t>
+      </w:r>
+    </w:p>
+    <w:p>
+      <w:pPr>
+        <w:bidi/>
+        <w:jc w:val="right"/>
+        <w:spacing w:line="360" w:lineRule="auto"/>
+      </w:pPr>
+      <w:r>
+        <w:rPr>
+          <w:rtl/>
+          <w:sz w:val="24"/>
+          <w:color w:val="1E293B"/>
+        </w:rPr>
+        <w:t>۴۲.۳</w:t>
+      </w:r>
+    </w:p>
+    <w:p>
+      <w:pPr>
+        <w:bidi/>
+        <w:jc w:val="right"/>
+        <w:spacing w:line="360" w:lineRule="auto"/>
+      </w:pPr>
+      <w:r>
+        <w:rPr>
+          <w:rtl/>
+          <w:sz w:val="24"/>
+          <w:color w:val="1E293B"/>
+        </w:rPr>
+        <w:t>۴۵.۰</w:t>
+      </w:r>
+    </w:p>
+    <w:p>
+      <w:pPr>
+        <w:bidi/>
+        <w:jc w:val="right"/>
+        <w:spacing w:line="360" w:lineRule="auto"/>
+      </w:pPr>
+      <w:r>
+        <w:rPr>
+          <w:rtl/>
+          <w:sz w:val="24"/>
+          <w:color w:val="1E293B"/>
+        </w:rPr>
+        <w:t>۴۳.۷</w:t>
+      </w:r>
+    </w:p>
+    <w:p>
+      <w:pPr>
+        <w:bidi/>
+        <w:jc w:val="right"/>
+        <w:spacing w:line="360" w:lineRule="auto"/>
+      </w:pPr>
+      <w:r>
+        <w:rPr>
+          <w:rtl/>
+          <w:sz w:val="24"/>
+          <w:color w:val="1E293B"/>
+        </w:rPr>
+        <w:t>مجموع (۲۰ و بالاتر)</w:t>
+      </w:r>
+    </w:p>
+    <w:p>
+      <w:pPr>
+        <w:bidi/>
+        <w:jc w:val="right"/>
+        <w:spacing w:line="360" w:lineRule="auto"/>
+      </w:pPr>
+      <w:r>
+        <w:rPr>
+          <w:rtl/>
+          <w:sz w:val="24"/>
+          <w:color w:val="1E293B"/>
+        </w:rPr>
+        <w:t>۴۰.۳</w:t>
+      </w:r>
+    </w:p>
+    <w:p>
+      <w:pPr>
+        <w:bidi/>
+        <w:jc w:val="right"/>
+        <w:spacing w:line="360" w:lineRule="auto"/>
+      </w:pPr>
+      <w:r>
+        <w:rPr>
+          <w:rtl/>
+          <w:sz w:val="24"/>
+          <w:color w:val="1E293B"/>
+        </w:rPr>
+        <w:t>۴۱.۵</w:t>
+      </w:r>
+    </w:p>
+    <w:p>
+      <w:pPr>
+        <w:bidi/>
+        <w:jc w:val="right"/>
+        <w:spacing w:line="360" w:lineRule="auto"/>
+      </w:pPr>
+      <w:r>
+        <w:rPr>
+          <w:rtl/>
+          <w:sz w:val="24"/>
+          <w:color w:val="1E293B"/>
+        </w:rPr>
+        <w:t>۴۰.۹</w:t>
       </w:r>
     </w:p>
     <w:p>
